--- a/Module-3 C++/session-2/assginment-2.docx
+++ b/Module-3 C++/session-2/assginment-2.docx
@@ -3834,21 +3834,6 @@
       <w:r>
         <w:t>}</w:t>
       </w:r>
-    </w:p>
-    <w:p>
-      <w:pPr>
-        <w:spacing w:after="0"/>
-      </w:pPr>
-    </w:p>
-    <w:p>
-      <w:pPr>
-        <w:spacing w:after="0"/>
-      </w:pPr>
-    </w:p>
-    <w:p>
-      <w:pPr>
-        <w:spacing w:after="0"/>
-      </w:pPr>
     </w:p>
     <w:sectPr>
       <w:headerReference w:type="even" r:id="rId6"/>
